--- a/tillsyn/A 35063-2026 tillsynsbegäran.docx
+++ b/tillsyn/A 35063-2026 tillsynsbegäran.docx
@@ -269,7 +269,7 @@
     <w:r>
       <w:tab/>
       <w:tab/>
-      <w:t>2026-09-14</w:t>
+      <w:t>2026-09-15</w:t>
       <w:br/>
       <w:br/>
     </w:r>

--- a/tillsyn/A 35063-2026 tillsynsbegäran.docx
+++ b/tillsyn/A 35063-2026 tillsynsbegäran.docx
@@ -269,7 +269,7 @@
     <w:r>
       <w:tab/>
       <w:tab/>
-      <w:t>2026-09-15</w:t>
+      <w:t>2026-09-16</w:t>
       <w:br/>
       <w:br/>
     </w:r>

--- a/tillsyn/A 35063-2026 tillsynsbegäran.docx
+++ b/tillsyn/A 35063-2026 tillsynsbegäran.docx
@@ -269,7 +269,7 @@
     <w:r>
       <w:tab/>
       <w:tab/>
-      <w:t>2026-09-16</w:t>
+      <w:t>2026-09-17</w:t>
       <w:br/>
       <w:br/>
     </w:r>

--- a/tillsyn/A 35063-2026 tillsynsbegäran.docx
+++ b/tillsyn/A 35063-2026 tillsynsbegäran.docx
@@ -269,7 +269,7 @@
     <w:r>
       <w:tab/>
       <w:tab/>
-      <w:t>2026-09-17</w:t>
+      <w:t>2026-09-18</w:t>
       <w:br/>
       <w:br/>
     </w:r>

--- a/tillsyn/A 35063-2026 tillsynsbegäran.docx
+++ b/tillsyn/A 35063-2026 tillsynsbegäran.docx
@@ -269,7 +269,7 @@
     <w:r>
       <w:tab/>
       <w:tab/>
-      <w:t>2026-09-18</w:t>
+      <w:t>2026-09-19</w:t>
       <w:br/>
       <w:br/>
     </w:r>

--- a/tillsyn/A 35063-2026 tillsynsbegäran.docx
+++ b/tillsyn/A 35063-2026 tillsynsbegäran.docx
@@ -269,7 +269,7 @@
     <w:r>
       <w:tab/>
       <w:tab/>
-      <w:t>2026-09-19</w:t>
+      <w:t>2026-09-21</w:t>
       <w:br/>
       <w:br/>
     </w:r>

--- a/tillsyn/A 35063-2026 tillsynsbegäran.docx
+++ b/tillsyn/A 35063-2026 tillsynsbegäran.docx
@@ -269,7 +269,7 @@
     <w:r>
       <w:tab/>
       <w:tab/>
-      <w:t>2026-09-21</w:t>
+      <w:t>2026-09-23</w:t>
       <w:br/>
       <w:br/>
     </w:r>

--- a/tillsyn/A 35063-2026 tillsynsbegäran.docx
+++ b/tillsyn/A 35063-2026 tillsynsbegäran.docx
@@ -269,7 +269,7 @@
     <w:r>
       <w:tab/>
       <w:tab/>
-      <w:t>2026-09-23</w:t>
+      <w:t>2026-09-24</w:t>
       <w:br/>
       <w:br/>
     </w:r>

--- a/tillsyn/A 35063-2026 tillsynsbegäran.docx
+++ b/tillsyn/A 35063-2026 tillsynsbegäran.docx
@@ -269,7 +269,7 @@
     <w:r>
       <w:tab/>
       <w:tab/>
-      <w:t>2026-09-24</w:t>
+      <w:t>2026-09-25</w:t>
       <w:br/>
       <w:br/>
     </w:r>

--- a/tillsyn/A 35063-2026 tillsynsbegäran.docx
+++ b/tillsyn/A 35063-2026 tillsynsbegäran.docx
@@ -269,7 +269,7 @@
     <w:r>
       <w:tab/>
       <w:tab/>
-      <w:t>2026-09-25</w:t>
+      <w:t>2026-09-26</w:t>
       <w:br/>
       <w:br/>
     </w:r>

--- a/tillsyn/A 35063-2026 tillsynsbegäran.docx
+++ b/tillsyn/A 35063-2026 tillsynsbegäran.docx
@@ -269,7 +269,7 @@
     <w:r>
       <w:tab/>
       <w:tab/>
-      <w:t>2026-09-26</w:t>
+      <w:t>2026-09-27</w:t>
       <w:br/>
       <w:br/>
     </w:r>

--- a/tillsyn/A 35063-2026 tillsynsbegäran.docx
+++ b/tillsyn/A 35063-2026 tillsynsbegäran.docx
@@ -269,7 +269,7 @@
     <w:r>
       <w:tab/>
       <w:tab/>
-      <w:t>2026-09-27</w:t>
+      <w:t>2026-09-28</w:t>
       <w:br/>
       <w:br/>
     </w:r>

--- a/tillsyn/A 35063-2026 tillsynsbegäran.docx
+++ b/tillsyn/A 35063-2026 tillsynsbegäran.docx
@@ -269,7 +269,7 @@
     <w:r>
       <w:tab/>
       <w:tab/>
-      <w:t>2026-09-28</w:t>
+      <w:t>2026-09-29</w:t>
       <w:br/>
       <w:br/>
     </w:r>

--- a/tillsyn/A 35063-2026 tillsynsbegäran.docx
+++ b/tillsyn/A 35063-2026 tillsynsbegäran.docx
@@ -269,7 +269,7 @@
     <w:r>
       <w:tab/>
       <w:tab/>
-      <w:t>2026-09-29</w:t>
+      <w:t>2026-09-30</w:t>
       <w:br/>
       <w:br/>
     </w:r>

--- a/tillsyn/A 35063-2026 tillsynsbegäran.docx
+++ b/tillsyn/A 35063-2026 tillsynsbegäran.docx
@@ -269,7 +269,7 @@
     <w:r>
       <w:tab/>
       <w:tab/>
-      <w:t>2026-09-30</w:t>
+      <w:t>2026-10-01</w:t>
       <w:br/>
       <w:br/>
     </w:r>

--- a/tillsyn/A 35063-2026 tillsynsbegäran.docx
+++ b/tillsyn/A 35063-2026 tillsynsbegäran.docx
@@ -269,7 +269,7 @@
     <w:r>
       <w:tab/>
       <w:tab/>
-      <w:t>2026-10-01</w:t>
+      <w:t>2026-10-02</w:t>
       <w:br/>
       <w:br/>
     </w:r>

--- a/tillsyn/A 35063-2026 tillsynsbegäran.docx
+++ b/tillsyn/A 35063-2026 tillsynsbegäran.docx
@@ -269,7 +269,7 @@
     <w:r>
       <w:tab/>
       <w:tab/>
-      <w:t>2026-10-02</w:t>
+      <w:t>2026-10-03</w:t>
       <w:br/>
       <w:br/>
     </w:r>

--- a/tillsyn/A 35063-2026 tillsynsbegäran.docx
+++ b/tillsyn/A 35063-2026 tillsynsbegäran.docx
@@ -269,7 +269,7 @@
     <w:r>
       <w:tab/>
       <w:tab/>
-      <w:t>2026-10-03</w:t>
+      <w:t>2026-10-04</w:t>
       <w:br/>
       <w:br/>
     </w:r>

--- a/tillsyn/A 35063-2026 tillsynsbegäran.docx
+++ b/tillsyn/A 35063-2026 tillsynsbegäran.docx
@@ -269,7 +269,7 @@
     <w:r>
       <w:tab/>
       <w:tab/>
-      <w:t>2026-10-04</w:t>
+      <w:t>2026-10-05</w:t>
       <w:br/>
       <w:br/>
     </w:r>

--- a/tillsyn/A 35063-2026 tillsynsbegäran.docx
+++ b/tillsyn/A 35063-2026 tillsynsbegäran.docx
@@ -269,7 +269,7 @@
     <w:r>
       <w:tab/>
       <w:tab/>
-      <w:t>2026-10-05</w:t>
+      <w:t>2026-10-06</w:t>
       <w:br/>
       <w:br/>
     </w:r>

--- a/tillsyn/A 35063-2026 tillsynsbegäran.docx
+++ b/tillsyn/A 35063-2026 tillsynsbegäran.docx
@@ -269,7 +269,7 @@
     <w:r>
       <w:tab/>
       <w:tab/>
-      <w:t>2026-10-06</w:t>
+      <w:t>2026-10-07</w:t>
       <w:br/>
       <w:br/>
     </w:r>

--- a/tillsyn/A 35063-2026 tillsynsbegäran.docx
+++ b/tillsyn/A 35063-2026 tillsynsbegäran.docx
@@ -269,7 +269,7 @@
     <w:r>
       <w:tab/>
       <w:tab/>
-      <w:t>2026-10-07</w:t>
+      <w:t>2026-10-08</w:t>
       <w:br/>
       <w:br/>
     </w:r>

--- a/tillsyn/A 35063-2026 tillsynsbegäran.docx
+++ b/tillsyn/A 35063-2026 tillsynsbegäran.docx
@@ -269,7 +269,7 @@
     <w:r>
       <w:tab/>
       <w:tab/>
-      <w:t>2026-10-08</w:t>
+      <w:t>2026-10-09</w:t>
       <w:br/>
       <w:br/>
     </w:r>

--- a/tillsyn/A 35063-2026 tillsynsbegäran.docx
+++ b/tillsyn/A 35063-2026 tillsynsbegäran.docx
@@ -269,7 +269,7 @@
     <w:r>
       <w:tab/>
       <w:tab/>
-      <w:t>2026-10-09</w:t>
+      <w:t>2026-10-10</w:t>
       <w:br/>
       <w:br/>
     </w:r>

--- a/tillsyn/A 35063-2026 tillsynsbegäran.docx
+++ b/tillsyn/A 35063-2026 tillsynsbegäran.docx
@@ -269,7 +269,7 @@
     <w:r>
       <w:tab/>
       <w:tab/>
-      <w:t>2026-10-10</w:t>
+      <w:t>2026-10-11</w:t>
       <w:br/>
       <w:br/>
     </w:r>

--- a/tillsyn/A 35063-2026 tillsynsbegäran.docx
+++ b/tillsyn/A 35063-2026 tillsynsbegäran.docx
@@ -269,7 +269,7 @@
     <w:r>
       <w:tab/>
       <w:tab/>
-      <w:t>2026-10-11</w:t>
+      <w:t>2026-10-12</w:t>
       <w:br/>
       <w:br/>
     </w:r>

--- a/tillsyn/A 35063-2026 tillsynsbegäran.docx
+++ b/tillsyn/A 35063-2026 tillsynsbegäran.docx
@@ -269,7 +269,7 @@
     <w:r>
       <w:tab/>
       <w:tab/>
-      <w:t>2026-10-12</w:t>
+      <w:t>2026-10-13</w:t>
       <w:br/>
       <w:br/>
     </w:r>

--- a/tillsyn/A 35063-2026 tillsynsbegäran.docx
+++ b/tillsyn/A 35063-2026 tillsynsbegäran.docx
@@ -269,7 +269,7 @@
     <w:r>
       <w:tab/>
       <w:tab/>
-      <w:t>2026-10-13</w:t>
+      <w:t>2026-10-14</w:t>
       <w:br/>
       <w:br/>
     </w:r>

--- a/tillsyn/A 35063-2026 tillsynsbegäran.docx
+++ b/tillsyn/A 35063-2026 tillsynsbegäran.docx
@@ -269,7 +269,7 @@
     <w:r>
       <w:tab/>
       <w:tab/>
-      <w:t>2026-10-14</w:t>
+      <w:t>2026-10-15</w:t>
       <w:br/>
       <w:br/>
     </w:r>

--- a/tillsyn/A 35063-2026 tillsynsbegäran.docx
+++ b/tillsyn/A 35063-2026 tillsynsbegäran.docx
@@ -269,7 +269,7 @@
     <w:r>
       <w:tab/>
       <w:tab/>
-      <w:t>2026-10-15</w:t>
+      <w:t>2026-10-16</w:t>
       <w:br/>
       <w:br/>
     </w:r>

--- a/tillsyn/A 35063-2026 tillsynsbegäran.docx
+++ b/tillsyn/A 35063-2026 tillsynsbegäran.docx
@@ -269,7 +269,7 @@
     <w:r>
       <w:tab/>
       <w:tab/>
-      <w:t>2026-10-16</w:t>
+      <w:t>2026-10-17</w:t>
       <w:br/>
       <w:br/>
     </w:r>

--- a/tillsyn/A 35063-2026 tillsynsbegäran.docx
+++ b/tillsyn/A 35063-2026 tillsynsbegäran.docx
@@ -269,7 +269,7 @@
     <w:r>
       <w:tab/>
       <w:tab/>
-      <w:t>2026-10-17</w:t>
+      <w:t>2026-10-18</w:t>
       <w:br/>
       <w:br/>
     </w:r>

--- a/tillsyn/A 35063-2026 tillsynsbegäran.docx
+++ b/tillsyn/A 35063-2026 tillsynsbegäran.docx
@@ -269,7 +269,7 @@
     <w:r>
       <w:tab/>
       <w:tab/>
-      <w:t>2026-10-18</w:t>
+      <w:t>2026-10-19</w:t>
       <w:br/>
       <w:br/>
     </w:r>

--- a/tillsyn/A 35063-2026 tillsynsbegäran.docx
+++ b/tillsyn/A 35063-2026 tillsynsbegäran.docx
@@ -269,7 +269,7 @@
     <w:r>
       <w:tab/>
       <w:tab/>
-      <w:t>2026-10-19</w:t>
+      <w:t>2026-10-20</w:t>
       <w:br/>
       <w:br/>
     </w:r>

--- a/tillsyn/A 35063-2026 tillsynsbegäran.docx
+++ b/tillsyn/A 35063-2026 tillsynsbegäran.docx
@@ -269,7 +269,7 @@
     <w:r>
       <w:tab/>
       <w:tab/>
-      <w:t>2026-10-20</w:t>
+      <w:t>2026-10-21</w:t>
       <w:br/>
       <w:br/>
     </w:r>

--- a/tillsyn/A 35063-2026 tillsynsbegäran.docx
+++ b/tillsyn/A 35063-2026 tillsynsbegäran.docx
@@ -269,7 +269,7 @@
     <w:r>
       <w:tab/>
       <w:tab/>
-      <w:t>2026-10-21</w:t>
+      <w:t>2026-10-22</w:t>
       <w:br/>
       <w:br/>
     </w:r>

--- a/tillsyn/A 35063-2026 tillsynsbegäran.docx
+++ b/tillsyn/A 35063-2026 tillsynsbegäran.docx
@@ -7,7 +7,7 @@
         <w:pStyle w:val="Title"/>
       </w:pPr>
       <w:r>
-        <w:t>Tillsynsbegäran – information om höga naturvärden i avverkningsanmälan A 35063-2026 i Pajala kommun</w:t>
+        <w:t>Tillsynsbegäran – information om höga naturvärden och fridlysta arter i avverkningsanmälan A 35063-2026 i Pajala kommun</w:t>
       </w:r>
     </w:p>
     <w:p>
@@ -22,7 +22,7 @@
       <w:r>
         <w:drawing>
           <wp:inline xmlns:a="http://schemas.openxmlformats.org/drawingml/2006/main" xmlns:pic="http://schemas.openxmlformats.org/drawingml/2006/picture">
-            <wp:extent cx="5486400" cy="4391005"/>
+            <wp:extent cx="5486400" cy="4637987"/>
             <wp:docPr id="1" name="Picture 1"/>
             <wp:cNvGraphicFramePr>
               <a:graphicFrameLocks noChangeAspect="1"/>
@@ -43,7 +43,7 @@
                   <pic:spPr>
                     <a:xfrm>
                       <a:off x="0" y="0"/>
-                      <a:ext cx="5486400" cy="4391005"/>
+                      <a:ext cx="5486400" cy="4637987"/>
                     </a:xfrm>
                     <a:prstGeom prst="rect"/>
                   </pic:spPr>
@@ -65,7 +65,7 @@
     </w:p>
     <w:p>
       <w:r>
-        <w:t>I och inom 23 meter från avverkningsanmälan finns fynd av 2 naturvårdsarter, varav 2 är rödlistade och 1 är typisk (T): urskogsporing (EN) och knottrig blåslav (NT, T). Se Figur 1.</w:t>
+        <w:t>I och inom 23 meter från avverkningsanmälan finns fynd av 13 naturvårdsarter, varav 11 är rödlistade, 2 är fridlysta, 6 är typiska (T) och 1 är signalart (S): urskogsporing (EN), garnlav (VU, T), blanksvart spiklav (NT), blågrå svartspik (NT), knottrig blåslav (NT, T), kolflarnlav (NT, T), nordtagging (NT), talltagel (NT, T), talltita (NT, §4), vaddporing (NT), vedflamlav (NT), nästlav (S, T) och tjäder (T, §4). Se Figur 1.</w:t>
       </w:r>
     </w:p>
     <w:p>
@@ -83,6 +83,11 @@
     </w:p>
     <w:p>
       <w:r>
+        <w:t>Vi begär vidare att Skogsstyrelsen säkerställer att inga skador eller försämringar av naturtypens bevarandestatus i området tillåts ske. Se Rådets direktiv 92/43/EEG samt ickeförsämringskravet i EU:s naturrestaureringsförordning (EU 2024/1991).</w:t>
+      </w:r>
+    </w:p>
+    <w:p>
+      <w:r>
         <w:t>Vi önskar även ta del av de ställningstaganden och beslut som myndigheten meddelar till följd av aktuell avverkningsanmälan och föreningens inlaga (se 34 § förvaltningslagen).</w:t>
       </w:r>
     </w:p>
@@ -96,7 +101,7 @@
     </w:p>
     <w:p>
       <w:r>
-        <w:t>Nedan följer beskrivningar av de naturvårdsarter och fridlysta arter som har sina livsmiljöer och växtplatser i den avverkningsanmälda skogen. De påträffade naturvårdsarterna är ett tydligt kvitto på att det rör sig om en skog med höga naturvärden.</w:t>
+        <w:t>Nedan följer beskrivningar av de naturvårdsarter och fridlysta arter som har sina livsmiljöer och växtplatser i den avverkningsanmälda skogen. Se även ytterligare artfakta i BILAGA 1. De påträffade naturvårdsarterna är ett tydligt kvitto på att det rör sig om en skog med höga naturvärden.</w:t>
       </w:r>
     </w:p>
     <w:p>
@@ -115,10 +120,10 @@
         <w:rPr>
           <w:b/>
         </w:rPr>
-        <w:t>Knottrig blåslav (NT)</w:t>
-      </w:r>
-      <w:r>
-        <w:t xml:space="preserve"> har sin huvudutbredning i gamla granskogar i det övre barrskogsbältet mot fjällen. Den signalerar alltid höga naturvärden och växer i skogar med lång kontinuitet, mest i opåverkade naturskogsbestånd. Arten överlever inte en slutavverkning (inklusive hänsyn) och den finns idag enbart i kontinuitetsskog. Lavens fortsatta förekomst bör säkerställas genom att lokaler med äldre barrskog skyddas. Knottrig blåslav är typisk art för </w:t>
+        <w:t>Garnlav (VU)</w:t>
+      </w:r>
+      <w:r>
+        <w:t xml:space="preserve"> är en utpräglad barrskogsart som ibland kan drapera träden i norrländska grannaturskogar med hög luftfuktighet. Den förekommer även i talldominerade bestånd där den, förutom i trädens grenverk, påträffas hängande över ojämnheter i tallbarken. Arten har minskat starkt i södra och mellersta Sverige och den minskar även i sitt nordliga utbredningsområde. Minskningstakten uppgår till 30 (20–50) % inom 50 år och överstiger gränsvärdet för Sårbar (VU). Orsaken till tillbakagången beror främst på slutavverkningar av naturskogsartade skogar. Bestånd med riklig förekomst bör regelmässigt sparas, vilket även gynnar flera andra sällsynta och rödlistade arter. Garnlav är värdväxt för den mycket sällsynta och akut hotade fjärilen barrskogslavfly (CR) som hör hemma i boreala barrskogar med riklig förekomst av värdväxten. Tidigare kunde arten konstateras årligen på flera platser vid Dala-Floda i Dalarna innan lokalerna kalavverkades. Senaste fyndet i landet av barrskogslavfly är från år 2000 då den påträffades vid Högberget i Sollefteå kommun. Garnlav är typisk art för </w:t>
       </w:r>
       <w:r>
         <w:rPr>
@@ -133,12 +138,749 @@
         <w:rPr>
           <w:i/>
         </w:rPr>
-        <w:t xml:space="preserve"> 9040 Fjällbjörkskog</w:t>
+        <w:t xml:space="preserve"> 9070 Trädklädd betesmark</w:t>
+      </w:r>
+      <w:r>
+        <w:t xml:space="preserve"> (SLU Artdatabanken, 2026).</w:t>
       </w:r>
     </w:p>
     <w:p>
       <w:r>
+        <w:rPr>
+          <w:b/>
+        </w:rPr>
+        <w:t>Blanksvart spiklav (NT)</w:t>
+      </w:r>
+      <w:r>
+        <w:t xml:space="preserve"> förekommer på torr, hård, gammal kärnved men även på äldre ytved av tall i naturskogsartade bestånd med begränsad brandpåverkan och ostörd hydrologi. Skogsbruksåtgärder på eller i närheten av lokaler med blanksvart spiklav utgör ett hot. Naturskogsartade öppna tall- och barrblandskogar med blanksvart spiklav indikerar höga biologiska värden och bör bevaras (SLU Artdatabanken, 2024).</w:t>
+      </w:r>
+    </w:p>
+    <w:p>
+      <w:r>
+        <w:rPr>
+          <w:b/>
+        </w:rPr>
+        <w:t>Blågrå svartspik (NT)</w:t>
+      </w:r>
+      <w:r>
+        <w:t xml:space="preserve"> växer på torr, hård ved av gamla, solbelysta torrakor, högstubbar av tall och grova döda grenar på levande tallar i öppna bestånd av naturskogskaraktär. Nästan alltid rör det sig om tjärrika torrträd och högstubbar (töreved, keloträd) som kan vara en bra bit över hundra år, i vissa fall sannolikt hundratals år gamla. Skogsbruk är idag det allvarligaste hotet. Ett långsiktigt hot är att nybildningen av gamla torrakor och högstubbar är en långsam process vilken ofta är beroende av skogsbrand. Nytt substrat bildas numera sannolikt nästan inte alls då antalet naturliga skogsbränder har minskat drastiskt på grund av effektivare brandbekämpning. Döda träd som lämnas efter avverkning är inte lämpliga för arten, eftersom dessa träd inte varit utsatta för skogsbrand och bildat tjärrik ved. Skogsbruksåtgärder på eller i närheten av växtplatserna bör undvikas. Naturskogsartade skogar med förekomst av arten indikerar höga biologiska värden och bör bevaras. Blågrå svartspik har en mycket begränsad utbredning utanför de nordiska länderna varför dessa länder har ett speciellt ansvar för arten (SLU Artdatabanken, 2024).</w:t>
+      </w:r>
+    </w:p>
+    <w:p>
+      <w:r>
+        <w:rPr>
+          <w:b/>
+        </w:rPr>
+        <w:t>Knottrig blåslav (NT)</w:t>
+      </w:r>
+      <w:r>
+        <w:t xml:space="preserve"> har sin huvudutbredning i gamla granskogar i det övre barrskogsbältet mot fjällen. Den signalerar alltid höga naturvärden och växer i skogar med lång kontinuitet, mest i opåverkade naturskogsbestånd. Arten överlever inte en slutavverkning (inklusive hänsyn) och den finns idag enbart i kontinuitetsskog. Lavens fortsatta förekomst bör säkerställas genom att lokaler med äldre barrskog skyddas. Knottrig blåslav är typisk art för </w:t>
+      </w:r>
+      <w:r>
+        <w:rPr>
+          <w:i/>
+        </w:rPr>
+        <w:t xml:space="preserve">9010 Taiga </w:t>
+      </w:r>
+      <w:r>
+        <w:t>och</w:t>
+      </w:r>
+      <w:r>
+        <w:rPr>
+          <w:i/>
+        </w:rPr>
+        <w:t xml:space="preserve"> 9040 Fjällbjörkskog</w:t>
+      </w:r>
+    </w:p>
+    <w:p>
+      <w:r>
         <w:t>(SLU Artdatabanken, 2024; Nitare &amp; Skogsstyrelsen, 2019).</w:t>
+      </w:r>
+    </w:p>
+    <w:p>
+      <w:r>
+        <w:rPr>
+          <w:b/>
+        </w:rPr>
+        <w:t>Kolflarnlav (NT)</w:t>
+      </w:r>
+      <w:r>
+        <w:t xml:space="preserve"> är brandberoende och växer nästan uteslutande på kolad hård kärnved av tall. Etableringen verkar ske först 100–300 år efter brand och nytt substrat nybildas i mycket begränsad omfattning. Avverkning av tallskog av naturskogskaraktär med spår av återkommande bränder är ett hot och mängden lämplig ved att växa på för arten minskar dels på grund av naturlig nedbrytning men framförallt på grund av att det förstörs i samband med slutavverkningar, gallringar och markberedning. Såväl kolflarnlav som mörk kolflarnlav har glänsande bålfjäll och förekommer främst i tall- och blandbarrskogar av naturskogskaraktär med spår av återkommande bränder. Skogar som dessa hyser höga biologiska värden och bör skyddas. Kolflarnlav är typisk art för </w:t>
+      </w:r>
+      <w:r>
+        <w:rPr>
+          <w:i/>
+        </w:rPr>
+        <w:t>9010 Taiga</w:t>
+      </w:r>
+      <w:r>
+        <w:t xml:space="preserve"> (SLU Artdatabanken, 2024).</w:t>
+      </w:r>
+    </w:p>
+    <w:p>
+      <w:r>
+        <w:rPr>
+          <w:b/>
+        </w:rPr>
+        <w:t>Nordtagging (NT)</w:t>
+      </w:r>
+      <w:r>
+        <w:t xml:space="preserve"> växer främst på tallågor av grövre dimensioner och påträffas huvudsakligen i äldre skog som inte kalavverkats. Nordtaggingen missgynnas av att områden med äldre tallskog har minskat starkt. Bekämpning av skogsbränder, samtidigt som skogsbruket omvandlar naturligt glesa tallbestånd till likartade och betydligt tätare bestånd, har missgynnat arten. Bristen på gamla tallågor utgör på sikt ett allvarligt hot och återskapandet av lämpliga biotoper tar mycket lång tid. Områden med olikåldriga bestånd av tall och med stort inslag av äldre träd bör undantas från skoglig produktion (SLU Artdatabanken, 2024).</w:t>
+      </w:r>
+    </w:p>
+    <w:p>
+      <w:r>
+        <w:rPr>
+          <w:b/>
+        </w:rPr>
+        <w:t>Talltagel (NT)</w:t>
+      </w:r>
+      <w:r>
+        <w:t xml:space="preserve"> är en boreal art som förekommer på tall i äldre, öppna tallskogar. Den påverkas negativt av brist på kontinuitetsskog och minskningstakten bedöms vara nära gränsvärdet för Sårbar (VU). Talltagel är typisk art för </w:t>
+      </w:r>
+      <w:r>
+        <w:rPr>
+          <w:i/>
+        </w:rPr>
+        <w:t>9010 Taiga</w:t>
+      </w:r>
+      <w:r>
+        <w:t xml:space="preserve"> (SLU Artdatabanken, 2026).</w:t>
+      </w:r>
+    </w:p>
+    <w:p>
+      <w:r>
+        <w:rPr>
+          <w:b/>
+        </w:rPr>
+        <w:t>Talltita (NT, §4)</w:t>
+      </w:r>
+      <w:r>
+        <w:t>, rödlistad som nära hotad och prioriterad art i Skogsvårdslagen, har häckningsrevir i anmälan. Arten har minskat kraftigt de senaste 30 åren och minskningstakten innevarande 10-årsperiod beräknas till 20 (10–30) %. Talltitan är synnerligen trogen sitt cirka 15 hektar stora revir och är beroende av flerskiktade olikåldriga skogar för att kunna föda upp sina ungar. Talltitan försvinner om dess livsmiljö kalavverkas (Eggers &amp; Low, 2014; Ekman, 1979; Griesser et al, 2007; Klein, 2020; Siffczyk et al, 2003; SLU Artdatabanken, 2021).</w:t>
+      </w:r>
+    </w:p>
+    <w:p>
+      <w:r>
+        <w:rPr>
+          <w:b/>
+        </w:rPr>
+        <w:t xml:space="preserve">Vaddporing (NT) </w:t>
+      </w:r>
+      <w:r>
+        <w:t>är en brunrötande vednedbrytare som hittas på undersidan av liggande murken tallved i olika former. Substratet utgörs framför allt av den typ av hård, kådimpregnerad och ofta kolad tallved som skapas i brandpräglad skog. Vedtypen nybildas i mycket liten omfattning och det är sannolikt att arten upplever en utdöendeskuld. För att garantera artens fortlevnad bör man både säkra att artens växtplatser hålls intakta samt att långsiktigt säkerställa att ny ved tillkommer, allra helst i omedelbar anslutning till artens växtplatser. Skoglig gallring och annat uttag av virke innebär ett hot mot arten (SLU Artdatabanken, 2024).</w:t>
+      </w:r>
+    </w:p>
+    <w:p>
+      <w:r>
+        <w:rPr>
+          <w:b/>
+        </w:rPr>
+        <w:t>Vedflamlav (NT)</w:t>
+      </w:r>
+      <w:r>
+        <w:t xml:space="preserve"> växer på gammal hård och torr, exponerad kärnved av tall, främst på högstubbar i ljusöppna lägen, t.ex. vid och på myrar, sjökanter, i glesa hällmarkskogar och i brandpräglade tallnaturskogar. Substratet nyskapas i begränsad omfattning och arten är en utmärkt indikator på höga naturvärden i denna skogstyp. Tall- och barrblandskogar med naturskogskaraktär och spår av bränder har ofta höga biologiska värden och bör skyddas. På vedflamlavens bål kan den sällsynta spiklaven/parasiten </w:t>
+      </w:r>
+      <w:r>
+        <w:rPr>
+          <w:i/>
+        </w:rPr>
+        <w:t>Calicium ramboldiicola</w:t>
+      </w:r>
+      <w:r>
+        <w:t xml:space="preserve"> (VU) påträffas (SLU Artdatabanken, 2026).</w:t>
+      </w:r>
+    </w:p>
+    <w:p>
+      <w:r>
+        <w:rPr>
+          <w:b/>
+        </w:rPr>
+        <w:t>Nästlav</w:t>
+      </w:r>
+      <w:r>
+        <w:t xml:space="preserve"> indikerar söder om den naturliga norrlandsgränsen äldre barrskogsområden med höga naturvärden där andra ovanliga nordliga barrskogsarter kan påträffas. Nästlav är typisk art för </w:t>
+      </w:r>
+      <w:r>
+        <w:rPr>
+          <w:i/>
+        </w:rPr>
+        <w:t xml:space="preserve">9010 Taiga </w:t>
+      </w:r>
+      <w:r>
+        <w:t>(Nitare &amp; Skogsstyrelsen, 2019; SLU Artdatabanken, 2025).</w:t>
+      </w:r>
+    </w:p>
+    <w:p>
+      <w:r>
+        <w:rPr>
+          <w:b/>
+        </w:rPr>
+        <w:t>Tjäder (§4)</w:t>
+      </w:r>
+      <w:r>
+        <w:t xml:space="preserve"> omfattas av bilaga 1 och 2 EU:s fågeldirektiv och är typisk art för </w:t>
+      </w:r>
+      <w:r>
+        <w:rPr>
+          <w:i/>
+        </w:rPr>
+        <w:t xml:space="preserve">9010 Taiga </w:t>
+      </w:r>
+      <w:r>
+        <w:t xml:space="preserve">och </w:t>
+      </w:r>
+      <w:r>
+        <w:rPr>
+          <w:i/>
+        </w:rPr>
+        <w:t>9740 Skogsbevuxen myr</w:t>
+      </w:r>
+      <w:r>
+        <w:t>. Tjädern är en utpräglad skogsfågel knuten till större sammanhängande barrskogsområden. Tupparna och hönorna utnyttjar till viss del olika miljöer, och habitatvalet varierar dessutom mellan olika delar av året. För att det ska finnas livskraftiga tjäderbestånd krävs funktionella skogslandskap med en blandning av uppvuxen, gles och luckig skog, täta sumpskogar, myrar och andra små våtmarker. Arten försvinner när skogen fragmenteras och den sammanlagda arealen hyggen och andra öppna områden blir för stor. Ett småskaligt och försiktigt virkesuttag genom hyggesfria metoder kan i vissa fall vara möjligt i området inom 200 m från lekcentrum. Längre ut från lekcentrum, inom 200–500 m bör den avverkade ytan inte överskrida 1 hektar för att undvika alltför stora och snabba förändringar (Skogsstyrelsen, 2019; SLU Artdatabanken, 2024).</w:t>
+      </w:r>
+    </w:p>
+    <w:p>
+      <w:pPr>
+        <w:pStyle w:val="Heading1"/>
+      </w:pPr>
+      <w:r>
+        <w:t>EU:s fågeldirektiv</w:t>
+      </w:r>
+    </w:p>
+    <w:p>
+      <w:r>
+        <w:t xml:space="preserve">Europeiska unionens medlemsländer är skyldiga att agera i enlighet med EU:s fågeldirektiv där det uttryckligen står att direktivet gäller för fåglar samt för deras ägg, bon och </w:t>
+      </w:r>
+      <w:r>
+        <w:rPr>
+          <w:b/>
+        </w:rPr>
+        <w:t xml:space="preserve">livsmiljöer </w:t>
+      </w:r>
+      <w:r>
+        <w:t>(artikel 1). Vidare att de åtgärder som vidtas inte får leda till en försämring av den nuvarande situationen beträffande bevarandet av de fågelarter som avses i artikel 1 (artikel 13). Fågeldirektivet är styrande för tillsynsansvariga myndigheters ärendehantering, ställningstaganden och beslutsfattande.</w:t>
+      </w:r>
+    </w:p>
+    <w:p>
+      <w:pPr>
+        <w:pStyle w:val="Heading1"/>
+      </w:pPr>
+      <w:r>
+        <w:t>Typiska arter och EU:s art- och habitatdirektiv</w:t>
+      </w:r>
+    </w:p>
+    <w:p>
+      <w:r>
+        <w:t>Typiska arter används för att lokalisera områden med gynnsam bevarandestatus för de naturtyper som är listade i EU:s art- och habitatdirektiv. Ett exempel är Västlig taiga (EU-kod 9010) som saknar gynnsam bevarandestatus och minskar starkt som naturtyp i Sverige. Naturvårdsverket skriver i sin vägledning för Västlig taiga att dylika miljöer förutsätter normalt att skogarna skyddas långsiktigt, eftersom skogsbruk inte är förenligt med bevarande av naturtypen i gynnsamt tillstånd (Naturvårdsverket, 2011).</w:t>
+      </w:r>
+    </w:p>
+    <w:p>
+      <w:r>
+        <w:t>Följande typiska arter har sina livsmiljöer och växtplatser i den avverkningsanmälda skogen: garnlav (VU, T), knottrig blåslav (NT, T), kolflarnlav (NT, T), talltagel (NT, T), nästlav (S, T) och tjäder (T, §4).</w:t>
+      </w:r>
+    </w:p>
+    <w:p>
+      <w:r>
+        <w:t>Enligt Sveriges Artikel 17 rapportering 2013 och 2019 till EU, har naturtypen Västlig taiga (9010) dålig bevarandestatus med negativ trend inom Sveriges boreala region. Skogsbruksåtgärder som avverkning, röjning och gallring pekas ut som några av de främst bidragande orsakerna till naturtypens dåliga status och negativa trend (SLU Artdatabanken, 2019). I EU:s uppföljning av tillståndet för naturtyperna i Skandinavien 2013 – 2018 framgår det att i den boreala regionen är tillståndet så dåligt för Västlig taiga (9010) att habitatet löper allvarlig risk att försvinna regionalt (EEA, 2022). Det allvarliga läget för den biologiska mångfalden i skogen framhålls även i Skogsstyren rapport 2026/07:</w:t>
+      </w:r>
+    </w:p>
+    <w:p>
+      <w:r>
+        <w:rPr>
+          <w:i/>
+        </w:rPr>
+        <w:t>"All avverkning av kända skogliga värdekärnor och sannolika kontinuitetsskogar behöver upphöra för att fylla bristen om 1,56 miljoner hektar bevarad livsmiljötyp. På grund av begränsade kvarvarande arealer av värdekärnor, naturskogar och kontinuitetsskogar leder fortsatt förlust av dessa till en påtaglig risk för långsiktigt negativa effekter för biologisk mångfald i skogslandskapet. Att de återstående arealerna bevaras och ges ett långsiktigt skydd bedöms därför vara av avgörande betydelse."</w:t>
+      </w:r>
+      <w:r>
+        <w:t xml:space="preserve"> (Skogsstyrelsen, 2026).</w:t>
+      </w:r>
+    </w:p>
+    <w:p>
+      <w:r>
+        <w:t>Trots detta har statusen för Västlig taiga ändrats till otillräcklig i stället för dålig i den senaste Artikel 17 rapporteringen 2025. Av Naturvårdsverkets rapport framgår det dock att de ändrade statusbedömningarna jämfört med rapporteringen 2019 inte beror på faktiska miljöförändringar. Ändringarna är av teknisk karaktär och främst en följd av resultaten från genomförda regeringsuppdrag och beslut inför rapporteringen 2025. Det är alltså politisk styrning i stället för faktiska förhållanden i naturen som ändrat på naturtypernas status i rapporteringen, vilket rimmar dåligt med såväl art- och habitatdirektivets syften och mål som med naturrestaureringsförordningen. I praktiken har dock Sveriges nya sätt att rapportera bevarandestatus till EU inte någon betydelse eftersom Naturvårdsverkets rapportering 2025 visar att Västlig taiga</w:t>
+      </w:r>
+      <w:r>
+        <w:rPr>
+          <w:b/>
+        </w:rPr>
+        <w:t xml:space="preserve"> </w:t>
+      </w:r>
+      <w:r>
+        <w:t>inte har gynnsam bevarandestatus.</w:t>
+      </w:r>
+    </w:p>
+    <w:p>
+      <w:r>
+        <w:t>Åtgärder som vidtas i enlighet med art- och habitatdirektivet ska enligt Artikel 2 syfta till att bibehålla eller återställa en gynnsam bevarandestatus hos livsmiljöer samt arter och vilda djur och växter av gemenskapsintresse. Enligt prejudikat från EU-domstolen ska en skogsbruksverksamhet utföras på ett sådant sätt som utgör ett förebyggande och hållbart skogsbruk för att betraktas som förenlig med bevarandekraven i direktivet (se EU-domstolens dom i de förenade målen C 473-19 och C 474-19).</w:t>
+      </w:r>
+    </w:p>
+    <w:p>
+      <w:r>
+        <w:t xml:space="preserve">Av artikel 1.e samma direktiv framgår att en livsmiljös bevarandestatus anses " gynnsam" när — dess naturliga utbredningsområde och de ytor den täcker inom detta område är stabila eller ökande, och — den särskilda struktur och de särskilda funktioner som är nödvändiga för att den skall kunna bibehållas på lång sikt finns, och sannolikt kommer att finnas under en överskådlig framtid, och — bevarandestatusen hos dess </w:t>
+      </w:r>
+      <w:r>
+        <w:rPr>
+          <w:b/>
+        </w:rPr>
+        <w:t>typiska arter</w:t>
+      </w:r>
+      <w:r>
+        <w:t xml:space="preserve"> är gynnsam enligt definitionen i artikel 1.i.</w:t>
+      </w:r>
+    </w:p>
+    <w:p>
+      <w:r>
+        <w:t>EU-direktiv är bindande för EU:s medlemsländer varvid det ankommer på Skogsstyrelsen som nationell tillsynsmyndighet att beakta syftet med EU:s art- och habitatdirektiv vid prövningen av en skogsbruksverksamhet, se Rådets direktiv 92/43/EEG. Se ytterligare information om EU:s livsmiljödirektiv i bilaga 2.</w:t>
+      </w:r>
+    </w:p>
+    <w:p>
+      <w:r>
+        <w:br w:type="page"/>
+      </w:r>
+    </w:p>
+    <w:p>
+      <w:pPr>
+        <w:pStyle w:val="Title"/>
+      </w:pPr>
+      <w:r>
+        <w:t>BILAGA 1 – Fridlysta arter</w:t>
+      </w:r>
+    </w:p>
+    <w:p>
+      <w:pPr>
+        <w:pStyle w:val="Heading1"/>
+      </w:pPr>
+      <w:r>
+        <w:t>Talltita – ekologi samt krav på livsmiljön</w:t>
+      </w:r>
+    </w:p>
+    <w:p>
+      <w:r>
+        <w:t>Talltita är rödlistad som NT, fridlyst och prioriterad art i Skogsvårdslagen. Den omfattas av EU:s fågeldirektiv. Arten har minskat kraftigt de senaste 30 åren och minskningstakten innevarande 10-årsperiod beräknas till 20 (10–30) % (SLU Artdatabanken, 2022).</w:t>
+      </w:r>
+    </w:p>
+    <w:p>
+      <w:r>
+        <w:t>Talltita föredrar större sammanhängande barrskogar, och finns såväl i tallskog som granskog och i lövblandad barrskog. Skogens struktur är viktig och ska helst vara flerskiktad med riklig underväxt av mindre granar, björk och andra lövträd och buskar. Tillgång på murknande högstubbar är särskilt viktig, eftersom talltitan helst själv hackar ut sitt bohål (SLU Artdatabanken, 2022).</w:t>
+      </w:r>
+    </w:p>
+    <w:p>
+      <w:r>
+        <w:t>Det finns flera studier som visar att talltita är känslig för gallring och inte överlever när dess livsmiljö kalavverkas (Eggers and Low, 2014; Griesser et al., 2007; Klein, 2020). Talltitans revir är förhållandevis stora, 10–20 hektar och arten missgynnas när skogen fragmenteras. Kalavverkning av större delar av reviret innebär att det överges (Artdatabanken, 2021).</w:t>
+      </w:r>
+    </w:p>
+    <w:p>
+      <w:r>
+        <w:t>Talltitan är synnerligen trogen sitt revir så länge paret lever och biotopen förblir intakt. Paret stannar i sitt revir året om. En förlust av ett revir har därför en stor inverkan på den lokala populationen och trakthyggesbruket anses vara orsak till den svenska populationens kraftiga minskning. Talltiteparets revirtrohet innebär att närhelst under året man observerar en adult talltita så ingår denna plats i reviret (Siffczyk et al., 2003; Ekman, 1979).</w:t>
+      </w:r>
+    </w:p>
+    <w:p>
+      <w:pPr>
+        <w:pStyle w:val="Heading2"/>
+      </w:pPr>
+      <w:r>
+        <w:t>Referenser – talltita</w:t>
+      </w:r>
+    </w:p>
+    <w:p>
+      <w:r>
+        <w:t xml:space="preserve">Eggers, S., Low, M., 2014. </w:t>
+      </w:r>
+      <w:r>
+        <w:rPr>
+          <w:i/>
+        </w:rPr>
+        <w:t xml:space="preserve">Differential demographic responses of sympatric Parids to vegetation management in boreal forest. </w:t>
+      </w:r>
+      <w:r>
+        <w:t>For. Ecol. Manage. 319, 169–175.</w:t>
+      </w:r>
+    </w:p>
+    <w:p>
+      <w:r>
+        <w:t xml:space="preserve">Ekman, J., 1979. </w:t>
+      </w:r>
+      <w:r>
+        <w:rPr>
+          <w:i/>
+        </w:rPr>
+        <w:t xml:space="preserve">Coherence, composition and territories of winter social groups of the Willow Tit Parus montanus and the Crested Tit P. cristatus. </w:t>
+      </w:r>
+      <w:r>
+        <w:t>Ornis Scandinavica, 10, pp 56–68</w:t>
+      </w:r>
+    </w:p>
+    <w:p>
+      <w:r>
+        <w:t xml:space="preserve">Griesser, M., Nystrand, M., Eggers, S., Ekman, J., 2007. </w:t>
+      </w:r>
+      <w:r>
+        <w:rPr>
+          <w:i/>
+        </w:rPr>
+        <w:t xml:space="preserve">Impact of forestry practices on fitness correlates and population productivity in an open-nesting bird species. </w:t>
+      </w:r>
+      <w:r>
+        <w:t>Conserv. Biol. 21, 767–774. https://doi.org/10.1111/j.1523- 1739.2007.00675.x</w:t>
+      </w:r>
+    </w:p>
+    <w:p>
+      <w:r>
+        <w:t xml:space="preserve">Klein, J., 2020. </w:t>
+      </w:r>
+      <w:r>
+        <w:rPr>
+          <w:i/>
+        </w:rPr>
+        <w:t xml:space="preserve">The forgotten forest – On thinning, retention, and biodiversity in the boreal forest. </w:t>
+      </w:r>
+      <w:r>
+        <w:t>Doctoral Thesis No. 2020:50</w:t>
+      </w:r>
+    </w:p>
+    <w:p>
+      <w:r>
+        <w:t xml:space="preserve">Siffczyk, C., Brotons, L., Kangas, K., Orell, M., 2003. </w:t>
+      </w:r>
+      <w:r>
+        <w:rPr>
+          <w:i/>
+        </w:rPr>
+        <w:t xml:space="preserve">Home range size of willow tits. </w:t>
+      </w:r>
+      <w:r>
+        <w:t>Oecologica, 136, 635–642 (2003)</w:t>
+      </w:r>
+    </w:p>
+    <w:p>
+      <w:r>
+        <w:t xml:space="preserve">SLU Artdatabanken, 2021. </w:t>
+      </w:r>
+      <w:r>
+        <w:rPr>
+          <w:i/>
+        </w:rPr>
+        <w:t xml:space="preserve">Artfaktablad. Naturvård – artfakta. </w:t>
+      </w:r>
+      <w:r>
+        <w:t>SLU Artdatabanken, Uppsala</w:t>
+      </w:r>
+    </w:p>
+    <w:p>
+      <w:pPr>
+        <w:pStyle w:val="Heading1"/>
+      </w:pPr>
+      <w:r>
+        <w:t>Tjäder – ekologi samt krav på livsmiljön</w:t>
+      </w:r>
+    </w:p>
+    <w:p>
+      <w:r>
+        <w:t xml:space="preserve">Tjäder (§4) omfattas av bilaga 1 och 2 EU:s fågeldirektiv och är typisk art för </w:t>
+      </w:r>
+      <w:r>
+        <w:rPr>
+          <w:i/>
+        </w:rPr>
+        <w:t xml:space="preserve">9010 Taiga </w:t>
+      </w:r>
+      <w:r>
+        <w:t xml:space="preserve">och </w:t>
+      </w:r>
+      <w:r>
+        <w:rPr>
+          <w:i/>
+        </w:rPr>
+        <w:t>9740 Skogsbevuxen myr</w:t>
+      </w:r>
+      <w:r>
+        <w:t>. Tjädern är en utpräglad skogsfågel knuten till större sammanhängande barrskogsområden. Tupparna och hönorna utnyttjar till viss del olika miljöer, och habitatvalet varierar dessutom mellan olika delar av året. För att det ska finnas livskraftiga tjäderbestånd krävs funktionella skogslandskap med en blandning av uppvuxen, gles och luckig skog, täta sumpskogar, myrar och andra små våtmarker (Skogsstyrelsen, 2019; SLU Artdatabanken 2024).</w:t>
+      </w:r>
+    </w:p>
+    <w:p>
+      <w:r>
+        <w:t>Arten försvinner när skogen fragmenteras och den sammanlagda arealen hyggen och andra öppna områden blir för stor. Ett småskaligt och försiktigt virkesuttag genom hyggesfria metoder kan i vissa fall vara möjligt i området inom 200 m från lekcentrum. Längre ut från lekcentrum, inom 200–500 m bör den avverkade ytan inte överskrida 1 hektar för att undvika alltför stora och snabba förändringar (Skogsstyrelsen, 2019).</w:t>
+      </w:r>
+    </w:p>
+    <w:p>
+      <w:pPr>
+        <w:pStyle w:val="Heading2"/>
+      </w:pPr>
+      <w:r>
+        <w:t>Referenser – tjäder</w:t>
+      </w:r>
+    </w:p>
+    <w:p>
+      <w:r>
+        <w:t xml:space="preserve">Skogsstyrelsen, 2019. </w:t>
+      </w:r>
+      <w:r>
+        <w:rPr>
+          <w:i/>
+        </w:rPr>
+        <w:t>Vägledning för hänsyn till fåglar – tjäder.</w:t>
+      </w:r>
+    </w:p>
+    <w:p>
+      <w:r>
+        <w:t xml:space="preserve">SLU Artdatabanken, 2024. </w:t>
+      </w:r>
+      <w:r>
+        <w:rPr>
+          <w:i/>
+        </w:rPr>
+        <w:t xml:space="preserve">Artfaktablad. Naturvård – artfakta. </w:t>
+      </w:r>
+      <w:r>
+        <w:t>SLU Artdatabanken, Uppsala</w:t>
+      </w:r>
+    </w:p>
+    <w:p>
+      <w:r>
+        <w:br w:type="page"/>
+      </w:r>
+    </w:p>
+    <w:p>
+      <w:pPr>
+        <w:pStyle w:val="Title"/>
+      </w:pPr>
+      <w:r>
+        <w:t>BILAGA 2 – EU:s art- och habitatdirektiv, fågeldirektiv och naturrestaureringsförordning</w:t>
+      </w:r>
+    </w:p>
+    <w:p>
+      <w:pPr>
+        <w:pStyle w:val="Heading2"/>
+      </w:pPr>
+      <w:r>
+        <w:t>Förenlighet med EU-direktiv</w:t>
+      </w:r>
+    </w:p>
+    <w:p>
+      <w:r>
+        <w:t>EU-direktiv är bindande för EU:s medlemsländer varvid det ankommer på Skogsstyrelsen som nationell tillsynsmyndighet att beakta syftet med EU:s art- och habitatdirektiv respektive fågeldirektiv vid prövningen av en skogsbruksverksamhet, se Rådets direktiv 92/43/EEG samt 2009/147/EG. Nationella regler som omfattas av ett EU-direktiv ska enligt fast rättspraxis tolkas i enlighet med direktivet, vilket medför en skyldighet för myndigheten att tolka bestämmelser i nationell rätt i ljuset av direktivets ordalydelse, sammanhang och de mål som eftersträvas med direktivet (se EU-domstolens dom i mål C 477/19).</w:t>
+      </w:r>
+    </w:p>
+    <w:p>
+      <w:r>
+        <w:t>EU:s medlemsstater åläggs i Artikel 3 i fågeldirektivet generella skyldigheter avseende skydd, bevarande och återställande av tillräckligt stora och varierande livsmiljöer för de fågelarter som omfattas av direktivet. Medlemsstaterna ska vidta de åtgärder som är nödvändiga för att bibehålla populationen av fågelarterna på en nivå som svarar särskilt mot ekologiska, vetenskapliga och kulturella behov, eller återupprätta populationen av dessa arter till en sådan nivå (se Europaparlamentets och rådets direktiv 2009/147/EG).</w:t>
+      </w:r>
+    </w:p>
+    <w:p>
+      <w:r>
+        <w:t>Åtgärder som vidtas i enlighet med art- och habitatdirektivet (92/43/EEG) ska enligt Artikel 2 syfta till att bibehålla eller återställa en gynnsam bevarandestatus hos livsmiljöer samt arter och vilda djur och växter av gemenskapsintresse. Enligt prejudikat från EU-domstolen ska en skogsbruksverksamhet utföras på ett sådant sätt som utgör ett förebyggande och hållbart skogsbruk för att betraktas som förenlig med bevarandekraven i direktivet (se EU-domstolens dom i de förenade målen C 473-19 och C 474-19).</w:t>
+      </w:r>
+    </w:p>
+    <w:p>
+      <w:r>
+        <w:t xml:space="preserve">Av artikel 1.e samma direktiv framgår att en livsmiljös bevarandestatus anses " gynnsam" när — dess naturliga utbredningsområde och de ytor den täcker inom detta område är stabila eller ökande, och — den särskilda struktur och de särskilda funktioner som är nödvändiga för att den skall kunna bibehållas på lång sikt finns, och sannolikt kommer att finnas under en överskådlig framtid, och — bevarandestatusen hos dess </w:t>
+      </w:r>
+      <w:r>
+        <w:rPr>
+          <w:b/>
+        </w:rPr>
+        <w:t>typiska arter</w:t>
+      </w:r>
+      <w:r>
+        <w:t xml:space="preserve"> är gynnsam enligt definitionen i artikel 1.i. Typiska arter används för att lokalisera områden med gynnsam bevarandestatus för de naturtyper som ingår i EU:s art- och habitatdirektiv.</w:t>
+      </w:r>
+    </w:p>
+    <w:p>
+      <w:r>
+        <w:t>Västlig taiga (EU-kod 9010) saknar gynnsam bevarandestatus och minskar starkt som naturtyp i Sverige. Naturvårdsverket skriver i sin vägledning för västlig taiga att dylika miljöer förutsätter normalt att skogarna skyddas långsiktigt, eftersom skogsbruk inte är förenligt med bevarande av naturtypen i gynnsamt tillstånd (Naturvårdsverket, 2011). Enligt Sveriges Artikel 17 rapportering 2013 och 2019 till EU, har naturtypen Västlig taiga (9010) dålig bevarandestatus med negativ trend inom Sveriges boreala region. Skogsbruksåtgärder som avverkning, röjning och gallring pekas ut som några av de främst bidragande orsakerna till naturtypens dåliga status och negativa trend (SLU Artdatabanken, 2019). I EU:s uppföljning av tillståndet för naturtyperna i Skandinavien 2013 – 2018 framgår det att i den boreala regionen är tillståndet så dåligt för Västlig taiga (9010) att habitatet löper allvarlig risk att försvinna regionalt (EEA, 2022). Det allvarliga läget för den biologiska mångfalden i skogen framhålls även i Skogsstyren rapport 2026/07:</w:t>
+      </w:r>
+    </w:p>
+    <w:p>
+      <w:r>
+        <w:rPr>
+          <w:i/>
+        </w:rPr>
+        <w:t>"All avverkning av kända skogliga värdekärnor och sannolika kontinuitetsskogar behöver upphöra för att fylla bristen om 1,56 miljoner hektar bevarad livsmiljötyp. På grund av begränsade kvarvarande arealer av värdekärnor, naturskogar och kontinuitetsskogar leder fortsatt förlust av dessa till en påtaglig risk för långsiktigt negativa effekter för biologisk mångfald i skogslandskapet. Att de återstående arealerna bevaras och ges ett långsiktigt skydd bedöms därför vara av avgörande betydelse."</w:t>
+      </w:r>
+      <w:r>
+        <w:t xml:space="preserve"> (Skogsstyrelsen, 2026).</w:t>
+      </w:r>
+    </w:p>
+    <w:p>
+      <w:pPr>
+        <w:pStyle w:val="Caption"/>
+      </w:pPr>
+      <w:r>
+        <w:drawing>
+          <wp:inline xmlns:a="http://schemas.openxmlformats.org/drawingml/2006/main" xmlns:pic="http://schemas.openxmlformats.org/drawingml/2006/picture">
+            <wp:extent cx="5486400" cy="2905862"/>
+            <wp:docPr id="2" name="Picture 2"/>
+            <wp:cNvGraphicFramePr>
+              <a:graphicFrameLocks noChangeAspect="1"/>
+            </wp:cNvGraphicFramePr>
+            <a:graphic>
+              <a:graphicData uri="http://schemas.openxmlformats.org/drawingml/2006/picture">
+                <pic:pic>
+                  <pic:nvPicPr>
+                    <pic:cNvPr id="0" name="uppföljning av västlig taiga.jpeg"/>
+                    <pic:cNvPicPr/>
+                  </pic:nvPicPr>
+                  <pic:blipFill>
+                    <a:blip r:embed="rId17"/>
+                    <a:stretch>
+                      <a:fillRect/>
+                    </a:stretch>
+                  </pic:blipFill>
+                  <pic:spPr>
+                    <a:xfrm>
+                      <a:off x="0" y="0"/>
+                      <a:ext cx="5486400" cy="2905862"/>
+                    </a:xfrm>
+                    <a:prstGeom prst="rect"/>
+                  </pic:spPr>
+                </pic:pic>
+              </a:graphicData>
+            </a:graphic>
+          </wp:inline>
+        </w:drawing>
+      </w:r>
+    </w:p>
+    <w:p>
+      <w:pPr>
+        <w:pStyle w:val="Caption"/>
+      </w:pPr>
+      <w:r>
+        <w:t>EU:s uppföljning av tillståndet för naturtypen Västlig taiga 9010 i Skandinavien 2013 - 2018. Av kartan framgår det att i den boreala regionen är tillståndet så dåligt (röd färg) att habitatet löper allvarlig risk att försvinna regionalt. Källa: European Environment Agency. https:// eunis.eea.europoa.eu/habitats/10176.</w:t>
+      </w:r>
+    </w:p>
+    <w:p>
+      <w:r>
+        <w:t>Trots det allvarliga läget har statusen för Västlig taiga ändrats till otillräcklig i stället för dålig i den senaste Artikel 17 rapporteringen 2025. Av Naturvårdsverkets rapport framgår det dock att de ändrade statusbedömningarna jämfört med rapporteringen 2019 inte beror på faktiska miljöförändringar. Ändringarna är av teknisk karaktär och främst en följd av resultaten från genomförda regeringsuppdrag och beslut inför rapporteringen 2025. Det är alltså politisk styrning i stället för faktiska förhållanden i naturen som ändrat på naturtypernas status i rapporteringen, vilket rimmar dåligt med såväl art- och habitatdirektivets syften och mål som med naturrestaureringsförordningen. I praktiken har dock Sveriges nya sätt att rapportera bevarandestatus till EU inte någon betydelse eftersom Naturvårdsverkets rapportering 2025 visar att Västlig taiga inte har gynnsam bevarandestatus.</w:t>
+      </w:r>
+    </w:p>
+    <w:p>
+      <w:pPr>
+        <w:pStyle w:val="Heading2"/>
+      </w:pPr>
+      <w:r>
+        <w:t>EU:s naturrestaureringsförordning</w:t>
+      </w:r>
+    </w:p>
+    <w:p>
+      <w:r>
+        <w:t>Enligt EU:s naturrestaureringsförordning (EU 2024/1991) ska minst 20 % av landområden och minst 20 % av havsarealen vara restaurerad senast 2030, samt alla ekosystem som är i behov av restaurering senast 2050. Det framgår också av förordningen att det är viktigt att livsmiljötyperna inte försämras innan eller efter att restaureringar genomförts, se exempelvis punkt 37 förordningen.</w:t>
+      </w:r>
+    </w:p>
+    <w:p>
+      <w:r>
+        <w:t>”</w:t>
+      </w:r>
+      <w:r>
+        <w:rPr>
+          <w:i/>
+        </w:rPr>
+        <w:t>Det är viktigt att medlemsstaterna vidtar åtgärder som syftar till att säkerställa att tillståndet för områden som täcks av livsmiljötyper som omfattas av denna förordning och som omfattas av restaureringsåtgärder uppvisar en kontinuerlig förbättring till dess att de uppnår ett gott tillstånd, och att medlemsstaterna vidtar åtgärder som syftar till att säkerställa att dessa livsmiljötyper, när de har uppnått ett gott tillstånd, inte försämras avsevärt, så att det långsiktiga bibehållandet eller uppnåendet av gott tillstånd inte äventyras. (..) Det är också viktigt att medlemsstaterna anstränger sig för att förhindra avsevärd försämring av områden som täcks av sådana livsmiljötyper som antingen redan är i gott skick eller som inte är i gott skick men ännu inte omfattas av restaureringsåtgärder.”</w:t>
+      </w:r>
+    </w:p>
+    <w:p>
+      <w:r>
+        <w:rPr>
+          <w:b/>
+          <w:i/>
+        </w:rPr>
+        <w:t>Artikel 4(12):</w:t>
+      </w:r>
+    </w:p>
+    <w:p>
+      <w:r>
+        <w:rPr>
+          <w:i/>
+        </w:rPr>
+        <w:t>Utan att det påverkar tillämpningen av direktiv 92/43/EEG ska medlemsstaterna, senast den dag då deras nationella restaureringsplaner offentliggörs i enlighet med artikel 17.6 i denna förordning, eftersträva att genomföra de åtgärder som krävs för att förhindra avsevärd försämring av områden där de livsmiljötyper som förtecknas i bilaga I till denna förordning förekommer och som är i gott tillstånd eller som krävs för att uppnå de restaureringsmål som anges i punkt 17 i den här artikeln.</w:t>
+      </w:r>
+    </w:p>
+    <w:p>
+      <w:r>
+        <w:rPr>
+          <w:b/>
+          <w:i/>
+        </w:rPr>
+        <w:t>Artikel 4 (17).   Medlemsstaterna ska säkerställa</w:t>
+      </w:r>
+    </w:p>
+    <w:p>
+      <w:r>
+        <w:rPr>
+          <w:i/>
+        </w:rPr>
+        <w:t>a) en ökning av arealen i gott tillstånd för de livsmiljötyper som förtecknas i bilaga I till dess att minst 90 % är i gott tillstånd och till dess att den gynnsamma referensarealen för varje livsmiljötyp i varje biogeografisk region inom den berörda medlemsstaten har uppnåtts.</w:t>
+      </w:r>
+    </w:p>
+    <w:p>
+      <w:r>
+        <w:t>Referenser</w:t>
+      </w:r>
+    </w:p>
+    <w:p>
+      <w:r>
+        <w:t xml:space="preserve">EEA European Environment Agency, 2022. </w:t>
+      </w:r>
+      <w:r>
+        <w:rPr>
+          <w:i/>
+        </w:rPr>
+        <w:t xml:space="preserve">Western taiga – Conservation status 2013-2018. </w:t>
+      </w:r>
+      <w:r>
+        <w:t>https:// eunis.eea.europoa.eu/habitats/10176.</w:t>
+      </w:r>
+    </w:p>
+    <w:p>
+      <w:r>
+        <w:t>EU-domstolens dom av den 2 juli 2020 i målet C 477/19 (Europeisk hamster) p. 23.</w:t>
+      </w:r>
+    </w:p>
+    <w:p>
+      <w:r>
+        <w:t>EU-domstolens dom av den 4 mars 2021 i de förenade målen C 473-19 och C 474-19 (Skydda skogen) p. 70 och 76.</w:t>
+      </w:r>
+    </w:p>
+    <w:p>
+      <w:r>
+        <w:t>Europaparlamentets och rådets direktiv 2009/147/EG av den 30 november 2009 om bevarande av vilda fåglar.</w:t>
+      </w:r>
+    </w:p>
+    <w:p>
+      <w:r>
+        <w:t>EUROPAPARLAMENTETS OCH RÅDETS FÖRORDNING (EU) 2024/1991 av den 24 juni 2024 om restaurering av natur och om ändring av förordning (EU) 2022/869.</w:t>
+      </w:r>
+    </w:p>
+    <w:p>
+      <w:r>
+        <w:t>Rådets direktiv 92/43/EEG av den 21 mj 1992 om bevarande av livsmiljöer samt vilda djur och växter.</w:t>
+      </w:r>
+    </w:p>
+    <w:p>
+      <w:r>
+        <w:t xml:space="preserve">Skogsstyrelsen, 2026. </w:t>
+      </w:r>
+      <w:r>
+        <w:rPr>
+          <w:i/>
+        </w:rPr>
+        <w:t>Biologisk mångfald i skogen.</w:t>
+      </w:r>
+      <w:r>
+        <w:t xml:space="preserve"> Rapport 2026/07.</w:t>
+      </w:r>
+    </w:p>
+    <w:p>
+      <w:r>
+        <w:t xml:space="preserve">SLU Artdatabanken, 2019. </w:t>
+      </w:r>
+      <w:r>
+        <w:rPr>
+          <w:i/>
+        </w:rPr>
+        <w:t>Sveriges arter och naturtyper i EU:s art- och habitatdirektiv.</w:t>
+      </w:r>
+      <w:r>
+        <w:t xml:space="preserve"> Resultat från rapportering 2019 till EU av bevarandestatus 2013-2018.</w:t>
       </w:r>
     </w:p>
     <w:sectPr>
@@ -269,7 +1011,7 @@
     <w:r>
       <w:tab/>
       <w:tab/>
-      <w:t>2026-10-22</w:t>
+      <w:t>2026-10-23</w:t>
       <w:br/>
       <w:br/>
     </w:r>

--- a/tillsyn/A 35063-2026 tillsynsbegäran.docx
+++ b/tillsyn/A 35063-2026 tillsynsbegäran.docx
@@ -1011,7 +1011,7 @@
     <w:r>
       <w:tab/>
       <w:tab/>
-      <w:t>2026-10-23</w:t>
+      <w:t>2026-10-24</w:t>
       <w:br/>
       <w:br/>
     </w:r>

--- a/tillsyn/A 35063-2026 tillsynsbegäran.docx
+++ b/tillsyn/A 35063-2026 tillsynsbegäran.docx
@@ -1011,7 +1011,7 @@
     <w:r>
       <w:tab/>
       <w:tab/>
-      <w:t>2026-10-24</w:t>
+      <w:t>2026-10-25</w:t>
       <w:br/>
       <w:br/>
     </w:r>

--- a/tillsyn/A 35063-2026 tillsynsbegäran.docx
+++ b/tillsyn/A 35063-2026 tillsynsbegäran.docx
@@ -1011,7 +1011,7 @@
     <w:r>
       <w:tab/>
       <w:tab/>
-      <w:t>2026-10-25</w:t>
+      <w:t>2026-10-26</w:t>
       <w:br/>
       <w:br/>
     </w:r>

--- a/tillsyn/A 35063-2026 tillsynsbegäran.docx
+++ b/tillsyn/A 35063-2026 tillsynsbegäran.docx
@@ -1011,7 +1011,7 @@
     <w:r>
       <w:tab/>
       <w:tab/>
-      <w:t>2026-10-26</w:t>
+      <w:t>2026-10-27</w:t>
       <w:br/>
       <w:br/>
     </w:r>

--- a/tillsyn/A 35063-2026 tillsynsbegäran.docx
+++ b/tillsyn/A 35063-2026 tillsynsbegäran.docx
@@ -1011,7 +1011,7 @@
     <w:r>
       <w:tab/>
       <w:tab/>
-      <w:t>2026-10-27</w:t>
+      <w:t>2026-10-28</w:t>
       <w:br/>
       <w:br/>
     </w:r>

--- a/tillsyn/A 35063-2026 tillsynsbegäran.docx
+++ b/tillsyn/A 35063-2026 tillsynsbegäran.docx
@@ -1011,7 +1011,7 @@
     <w:r>
       <w:tab/>
       <w:tab/>
-      <w:t>2026-10-28</w:t>
+      <w:t>2026-10-29</w:t>
       <w:br/>
       <w:br/>
     </w:r>

--- a/tillsyn/A 35063-2026 tillsynsbegäran.docx
+++ b/tillsyn/A 35063-2026 tillsynsbegäran.docx
@@ -1011,7 +1011,7 @@
     <w:r>
       <w:tab/>
       <w:tab/>
-      <w:t>2026-10-29</w:t>
+      <w:t>2026-10-31</w:t>
       <w:br/>
       <w:br/>
     </w:r>
